--- a/project/templates/defaults/bid_template_default.docx
+++ b/project/templates/defaults/bid_template_default.docx
@@ -102,8 +102,25 @@
               <w:rPr>
                 <w:color w:val="1F2937"/>
               </w:rPr>
+              <w:t xml:space="preserve">{Customer Address}</w:t>
+            </w:r>
+          </w:p>
+          <w:p>
+            <w:r>
+              <w:rPr>
+                <w:color w:val="1F2937"/>
+              </w:rPr>
               <w:t xml:space="preserve">{Customer Contact Name}</w:t>
             </w:r>
+            <w:r>
+              <w:t xml:space="preserve"> — </w:t>
+            </w:r>
+            <w:r>
+              <w:rPr>
+                <w:color w:val="1F2937"/>
+              </w:rPr>
+              <w:t xml:space="preserve">{Customer Contact Company}</w:t>
+            </w:r>
           </w:p>
           <w:p>
             <w:r>
@@ -166,6 +183,22 @@
                 <w:color w:val="1F2937"/>
               </w:rPr>
               <w:t xml:space="preserve">{Local Union}</w:t>
+            </w:r>
+          </w:p>
+          <w:p>
+            <w:r>
+              <w:rPr>
+                <w:b/>
+                <w:bCs/>
+                <w:color w:val="64748B"/>
+              </w:rPr>
+              <w:t xml:space="preserve">Miles from HQ: </w:t>
+            </w:r>
+            <w:r>
+              <w:rPr>
+                <w:color w:val="1F2937"/>
+              </w:rPr>
+              <w:t xml:space="preserve">{Miles from HQ}</w:t>
             </w:r>
           </w:p>
         </w:tc>
